--- a/Report_2_Full_Project_Dissertation.docx
+++ b/Report_2_Full_Project_Dissertation.docx
@@ -13102,6 +13102,8 @@
         <w:br/>
         <w:t>• Author Commits: K Sriram (ramronz001@gmail.com)</w:t>
         <w:br/>
+        <w:t>• Project Guide: Mr. Irfan Rajab Bhat, Assistant Professor, PSCS, Presidency University</w:t>
+        <w:br/>
         <w:t>• Plagiarism Index: Below 10% (Independently authored original academic text)</w:t>
         <w:br/>
         <w:t>• Academic Year: 2026-27 | Semester: VII | Course Code: CSS7102</w:t>
